--- a/rapor.docx
+++ b/rapor.docx
@@ -47,70 +47,30 @@
       </w:pPr>
       <w:r>
         <w:rPr/>
-        <w:t xml:space="preserve">Bıçak tespit sistemi,bıçakları ve keskin cisimleri tespit eden bir </w:t>
-      </w:r>
-      <w:r>
-        <w:rPr/>
-        <w:t>Derin Öğrenme (Deep Learning) tabanlı bir bilgisayarlı görü ve yapay zekâ projesi</w:t>
-      </w:r>
-      <w:r>
-        <w:rPr/>
-        <w:t>.</w:t>
-      </w:r>
-      <w:r>
-        <w:rPr/>
-        <w:t xml:space="preserve">Merkezinde </w:t>
-      </w:r>
-      <w:r>
-        <w:rPr/>
-        <w:t xml:space="preserve">Linux ortamında </w:t>
-      </w:r>
-      <w:r>
-        <w:rPr/>
-        <w:t>Yolov8n algoritması ve Pytorch-ROCm kullanılarak eğitil</w:t>
-      </w:r>
-      <w:r>
-        <w:rPr/>
-        <w:t xml:space="preserve">en </w:t>
-      </w:r>
-      <w:r>
-        <w:rPr/>
-        <w:t>model bulunmaktadır</w:t>
-      </w:r>
-      <w:r>
-        <w:rPr/>
-        <w:t xml:space="preserve">.Streamlit kütüphanesi kullanılarak oluşturulan </w:t>
-      </w:r>
-      <w:r>
-        <w:rPr/>
-        <w:t>arayüzünden istenilen resimin yüklenmesi veya canlı kamera görüntü akışıyla bıçak tespit edebilir.</w:t>
-      </w:r>
-    </w:p>
-    <w:p>
-      <w:pPr>
-        <w:pStyle w:val="Normal"/>
-        <w:bidi w:val="0"/>
-        <w:jc w:val="start"/>
-        <w:rPr/>
-      </w:pPr>
-      <w:r>
-        <w:rPr/>
-      </w:r>
-    </w:p>
-    <w:p>
-      <w:pPr>
-        <w:pStyle w:val="Normal"/>
-        <w:bidi w:val="0"/>
-        <w:jc w:val="start"/>
-        <w:rPr/>
-      </w:pPr>
-      <w:r>
-        <w:rPr/>
-        <w:t>Eğitiminde kullanılan verisetinde 5943 adet fotoğraf bulunmaktadır.Bu fotoğrafların içinde boş arkaplan fotoğrafları,çeşitli açı ve ışık koşulunda olan çeşit çeşit bıçak türünün fotoğrafı bulunmaktadır.</w:t>
-      </w:r>
-      <w:r>
-        <w:rPr/>
-        <w:t>Veriseti 80/20 eğitim-doğrulama olarak bölünmüştür.</w:t>
+        <w:t>Bıçak tespit sistemi,bıçakları ve keskin cisimleri tespit eden bir Derin Öğrenme (Deep Learning) tabanlı bir bilgisayarlı görü ve yapay zekâ projesi.Merkezinde Linux ortamında Yolov8n algoritması ve Pytorch-ROCm kullanılarak eğitilen model bulunmaktadır.Streamlit kütüphanesi kullanılarak oluşturulan arayüzünden istenilen resimin yüklenmesi veya canlı kamera görüntü akışıyla bıçak tespit edebilir.</w:t>
+      </w:r>
+    </w:p>
+    <w:p>
+      <w:pPr>
+        <w:pStyle w:val="Normal"/>
+        <w:bidi w:val="0"/>
+        <w:jc w:val="start"/>
+        <w:rPr/>
+      </w:pPr>
+      <w:r>
+        <w:rPr/>
+      </w:r>
+    </w:p>
+    <w:p>
+      <w:pPr>
+        <w:pStyle w:val="Normal"/>
+        <w:bidi w:val="0"/>
+        <w:jc w:val="start"/>
+        <w:rPr/>
+      </w:pPr>
+      <w:r>
+        <w:rPr/>
+        <w:t>Eğitiminde kullanılan verisetinde 5943 adet fotoğraf bulunmaktadır.Bu fotoğrafların içinde boş arkaplan fotoğrafları,çeşitli açı ve ışık koşulunda olan çeşit çeşit bıçak türünün fotoğrafı bulunmaktadır.Veriseti 80/20 eğitim-doğrulama olarak bölünmüştür.</w:t>
       </w:r>
     </w:p>
     <w:p>
@@ -157,31 +117,19 @@
       </w:pPr>
       <w:r>
         <w:rPr/>
-        <w:t xml:space="preserve">100 epoch </w:t>
-      </w:r>
-      <w:r>
-        <w:rPr/>
-        <w:t>(Model başarılı olduğundan dolayı arttırılmadı).</w:t>
-      </w:r>
-    </w:p>
-    <w:p>
-      <w:pPr>
-        <w:pStyle w:val="Normal"/>
-        <w:bidi w:val="0"/>
-        <w:jc w:val="start"/>
-        <w:rPr/>
-      </w:pPr>
-      <w:r>
-        <w:rPr/>
-        <w:t>w</w:t>
-      </w:r>
-      <w:r>
-        <w:rPr/>
-        <w:t>orkers 4/</w:t>
-      </w:r>
-      <w:r>
-        <w:rPr/>
-        <w:t>0 Linux/Windows</w:t>
+        <w:t>100 epoch (Model başarılı olduğundan dolayı arttırılmadı).</w:t>
+      </w:r>
+    </w:p>
+    <w:p>
+      <w:pPr>
+        <w:pStyle w:val="Normal"/>
+        <w:bidi w:val="0"/>
+        <w:jc w:val="start"/>
+        <w:rPr/>
+      </w:pPr>
+      <w:r>
+        <w:rPr/>
+        <w:t>workers 4/0 Linux/Windows</w:t>
       </w:r>
     </w:p>
     <w:p>
@@ -281,8 +229,8 @@
         </w:tblCellMar>
       </w:tblPr>
       <w:tblGrid>
-        <w:gridCol w:w="4819"/>
-        <w:gridCol w:w="4819"/>
+        <w:gridCol w:w="4818"/>
+        <w:gridCol w:w="4820"/>
       </w:tblGrid>
       <w:tr>
         <w:trPr>
@@ -290,7 +238,7 @@
         </w:trPr>
         <w:tc>
           <w:tcPr>
-            <w:tcW w:w="4819" w:type="dxa"/>
+            <w:tcW w:w="4818" w:type="dxa"/>
             <w:tcBorders>
               <w:top w:val="single" w:sz="6" w:space="0" w:color="000000"/>
               <w:bottom w:val="single" w:sz="6" w:space="0" w:color="000000"/>
@@ -338,7 +286,7 @@
         </w:tc>
         <w:tc>
           <w:tcPr>
-            <w:tcW w:w="4819" w:type="dxa"/>
+            <w:tcW w:w="4820" w:type="dxa"/>
             <w:tcBorders>
               <w:top w:val="single" w:sz="6" w:space="0" w:color="000000"/>
               <w:bottom w:val="single" w:sz="6" w:space="0" w:color="000000"/>
@@ -380,24 +328,7 @@
                 <w:szCs w:val="24"/>
                 <w:u w:val="none"/>
               </w:rPr>
-              <w:t>%</w:t>
-            </w:r>
-            <w:r>
-              <w:rPr>
-                <w:b w:val="false"/>
-                <w:bCs w:val="false"/>
-                <w:i w:val="false"/>
-                <w:iCs w:val="false"/>
-                <w:strike w:val="false"/>
-                <w:dstrike w:val="false"/>
-                <w:outline w:val="false"/>
-                <w:shadow w:val="false"/>
-                <w:color w:val="000000"/>
-                <w:sz w:val="24"/>
-                <w:szCs w:val="24"/>
-                <w:u w:val="none"/>
-              </w:rPr>
-              <w:t>90.68</w:t>
+              <w:t>%90.68</w:t>
             </w:r>
           </w:p>
         </w:tc>
@@ -406,7 +337,7 @@
         <w:trPr/>
         <w:tc>
           <w:tcPr>
-            <w:tcW w:w="4819" w:type="dxa"/>
+            <w:tcW w:w="4818" w:type="dxa"/>
             <w:tcBorders/>
           </w:tcPr>
           <w:p>
@@ -451,7 +382,7 @@
         </w:tc>
         <w:tc>
           <w:tcPr>
-            <w:tcW w:w="4819" w:type="dxa"/>
+            <w:tcW w:w="4820" w:type="dxa"/>
             <w:tcBorders/>
           </w:tcPr>
           <w:p>
@@ -490,24 +421,7 @@
                 <w:szCs w:val="24"/>
                 <w:u w:val="none"/>
               </w:rPr>
-              <w:t>%</w:t>
-            </w:r>
-            <w:r>
-              <w:rPr>
-                <w:b w:val="false"/>
-                <w:bCs w:val="false"/>
-                <w:i w:val="false"/>
-                <w:iCs w:val="false"/>
-                <w:strike w:val="false"/>
-                <w:dstrike w:val="false"/>
-                <w:outline w:val="false"/>
-                <w:shadow w:val="false"/>
-                <w:color w:val="000000"/>
-                <w:sz w:val="24"/>
-                <w:szCs w:val="24"/>
-                <w:u w:val="none"/>
-              </w:rPr>
-              <w:t>82.37</w:t>
+              <w:t>%82.37</w:t>
             </w:r>
           </w:p>
         </w:tc>
@@ -516,7 +430,7 @@
         <w:trPr/>
         <w:tc>
           <w:tcPr>
-            <w:tcW w:w="4819" w:type="dxa"/>
+            <w:tcW w:w="4818" w:type="dxa"/>
             <w:tcBorders/>
           </w:tcPr>
           <w:p>
@@ -561,7 +475,7 @@
         </w:tc>
         <w:tc>
           <w:tcPr>
-            <w:tcW w:w="4819" w:type="dxa"/>
+            <w:tcW w:w="4820" w:type="dxa"/>
             <w:tcBorders/>
           </w:tcPr>
           <w:p>
@@ -600,24 +514,7 @@
                 <w:szCs w:val="24"/>
                 <w:u w:val="none"/>
               </w:rPr>
-              <w:t>%</w:t>
-            </w:r>
-            <w:r>
-              <w:rPr>
-                <w:b w:val="false"/>
-                <w:bCs w:val="false"/>
-                <w:i w:val="false"/>
-                <w:iCs w:val="false"/>
-                <w:strike w:val="false"/>
-                <w:dstrike w:val="false"/>
-                <w:outline w:val="false"/>
-                <w:shadow w:val="false"/>
-                <w:color w:val="000000"/>
-                <w:sz w:val="24"/>
-                <w:szCs w:val="24"/>
-                <w:u w:val="none"/>
-              </w:rPr>
-              <w:t>86.34</w:t>
+              <w:t>%86.34</w:t>
             </w:r>
           </w:p>
         </w:tc>
@@ -626,7 +523,7 @@
         <w:trPr/>
         <w:tc>
           <w:tcPr>
-            <w:tcW w:w="4819" w:type="dxa"/>
+            <w:tcW w:w="4818" w:type="dxa"/>
             <w:tcBorders/>
           </w:tcPr>
           <w:p>
@@ -671,7 +568,7 @@
         </w:tc>
         <w:tc>
           <w:tcPr>
-            <w:tcW w:w="4819" w:type="dxa"/>
+            <w:tcW w:w="4820" w:type="dxa"/>
             <w:tcBorders/>
           </w:tcPr>
           <w:p>
@@ -710,24 +607,7 @@
                 <w:szCs w:val="24"/>
                 <w:u w:val="none"/>
               </w:rPr>
-              <w:t>%</w:t>
-            </w:r>
-            <w:r>
-              <w:rPr>
-                <w:b w:val="false"/>
-                <w:bCs w:val="false"/>
-                <w:i w:val="false"/>
-                <w:iCs w:val="false"/>
-                <w:strike w:val="false"/>
-                <w:dstrike w:val="false"/>
-                <w:outline w:val="false"/>
-                <w:shadow w:val="false"/>
-                <w:color w:val="000000"/>
-                <w:sz w:val="24"/>
-                <w:szCs w:val="24"/>
-                <w:u w:val="none"/>
-              </w:rPr>
-              <w:t>89.03</w:t>
+              <w:t>%89.03</w:t>
             </w:r>
           </w:p>
         </w:tc>
@@ -736,7 +616,7 @@
         <w:trPr/>
         <w:tc>
           <w:tcPr>
-            <w:tcW w:w="4819" w:type="dxa"/>
+            <w:tcW w:w="4818" w:type="dxa"/>
             <w:tcBorders>
               <w:bottom w:val="single" w:sz="6" w:space="0" w:color="000000"/>
             </w:tcBorders>
@@ -783,7 +663,7 @@
         </w:tc>
         <w:tc>
           <w:tcPr>
-            <w:tcW w:w="4819" w:type="dxa"/>
+            <w:tcW w:w="4820" w:type="dxa"/>
             <w:tcBorders>
               <w:bottom w:val="single" w:sz="6" w:space="0" w:color="000000"/>
             </w:tcBorders>
@@ -824,24 +704,7 @@
                 <w:szCs w:val="24"/>
                 <w:u w:val="none"/>
               </w:rPr>
-              <w:t>%</w:t>
-            </w:r>
-            <w:r>
-              <w:rPr>
-                <w:b w:val="false"/>
-                <w:bCs w:val="false"/>
-                <w:i w:val="false"/>
-                <w:iCs w:val="false"/>
-                <w:strike w:val="false"/>
-                <w:dstrike w:val="false"/>
-                <w:outline w:val="false"/>
-                <w:shadow w:val="false"/>
-                <w:color w:val="000000"/>
-                <w:sz w:val="24"/>
-                <w:szCs w:val="24"/>
-                <w:u w:val="none"/>
-              </w:rPr>
-              <w:t>50.87</w:t>
+              <w:t>%50.87</w:t>
             </w:r>
           </w:p>
         </w:tc>
@@ -925,6 +788,18 @@
       </w:pPr>
       <w:r>
         <w:rPr/>
+      </w:r>
+    </w:p>
+    <w:p>
+      <w:pPr>
+        <w:pStyle w:val="Normal"/>
+        <w:bidi w:val="0"/>
+        <w:jc w:val="start"/>
+        <w:rPr/>
+      </w:pPr>
+      <w:r>
+        <w:rPr/>
+        <w:t>https://github.com/cemzila/bicak-tespit/tree/main</w:t>
       </w:r>
     </w:p>
     <w:p>
@@ -945,6 +820,7 @@
       <w:pgNumType w:fmt="decimal"/>
       <w:formProt w:val="false"/>
       <w:textDirection w:val="lrTb"/>
+      <w:docGrid w:type="default" w:linePitch="100" w:charSpace="0"/>
     </w:sectPr>
   </w:body>
 </w:document>
@@ -964,7 +840,6 @@
     </w:rPrDefault>
     <w:pPrDefault>
       <w:pPr>
-        <w:widowControl/>
         <w:suppressAutoHyphens w:val="true"/>
       </w:pPr>
     </w:pPrDefault>
@@ -974,7 +849,10 @@
     <w:qFormat/>
     <w:pPr>
       <w:widowControl/>
+      <w:suppressAutoHyphens w:val="true"/>
       <w:bidi w:val="0"/>
+      <w:spacing w:before="0" w:after="0"/>
+      <w:jc w:val="start"/>
     </w:pPr>
     <w:rPr>
       <w:rFonts w:ascii="Liberation Serif" w:hAnsi="Liberation Serif" w:eastAsia="Noto Sans" w:cs="FreeSans"/>
